--- a/Courses/Software-Sciences/IT-Module-3-Web-Design/24-Final-Quiz/24.3-Final-Quiz.docx
+++ b/Courses/Software-Sciences/IT-Module-3-Web-Design/24-Final-Quiz/24.3-Final-Quiz.docx
@@ -5012,7 +5012,167 @@
           <w:bCs/>
           <w:lang w:val="bg-BG"/>
         </w:rPr>
-        <w:t>В CMS сайт е добавен компонент от ненадежден източник, а няколко души използват едни и същи данни за вход. Посочете два риска и две подходящи мерки за намаляване на риска.</w:t>
+        <w:t xml:space="preserve">В </w:t>
+      </w:r>
+      <w:r>
+        <w:rPr>
+          <w:rFonts w:ascii="Calibri" w:eastAsia="Calibri" w:hAnsi="Calibri" w:cs="Calibri"/>
+          <w:b/>
+          <w:lang w:val="bg-BG"/>
+        </w:rPr>
+        <w:t>CMS сайт</w:t>
+      </w:r>
+      <w:r>
+        <w:rPr>
+          <w:rFonts w:ascii="Calibri" w:eastAsia="Calibri" w:hAnsi="Calibri" w:cs="Calibri"/>
+          <w:bCs/>
+          <w:lang w:val="bg-BG"/>
+        </w:rPr>
+        <w:t xml:space="preserve"> е добавен </w:t>
+      </w:r>
+      <w:r>
+        <w:rPr>
+          <w:rFonts w:ascii="Calibri" w:eastAsia="Calibri" w:hAnsi="Calibri" w:cs="Calibri"/>
+          <w:b/>
+          <w:lang w:val="bg-BG"/>
+        </w:rPr>
+        <w:t>компонент</w:t>
+      </w:r>
+      <w:r>
+        <w:rPr>
+          <w:rFonts w:ascii="Calibri" w:eastAsia="Calibri" w:hAnsi="Calibri" w:cs="Calibri"/>
+          <w:bCs/>
+          <w:lang w:val="bg-BG"/>
+        </w:rPr>
+        <w:t xml:space="preserve"> от </w:t>
+      </w:r>
+      <w:r>
+        <w:rPr>
+          <w:rFonts w:ascii="Calibri" w:eastAsia="Calibri" w:hAnsi="Calibri" w:cs="Calibri"/>
+          <w:b/>
+          <w:lang w:val="bg-BG"/>
+        </w:rPr>
+        <w:t>ненадежден източник</w:t>
+      </w:r>
+      <w:r>
+        <w:rPr>
+          <w:rFonts w:ascii="Calibri" w:eastAsia="Calibri" w:hAnsi="Calibri" w:cs="Calibri"/>
+          <w:bCs/>
+          <w:lang w:val="bg-BG"/>
+        </w:rPr>
+        <w:t xml:space="preserve">, а няколко души използват </w:t>
+      </w:r>
+      <w:r>
+        <w:rPr>
+          <w:rFonts w:ascii="Calibri" w:eastAsia="Calibri" w:hAnsi="Calibri" w:cs="Calibri"/>
+          <w:b/>
+          <w:lang w:val="bg-BG"/>
+        </w:rPr>
+        <w:t>едни</w:t>
+      </w:r>
+      <w:r>
+        <w:rPr>
+          <w:rFonts w:ascii="Calibri" w:eastAsia="Calibri" w:hAnsi="Calibri" w:cs="Calibri"/>
+          <w:bCs/>
+          <w:lang w:val="bg-BG"/>
+        </w:rPr>
+        <w:t xml:space="preserve"> </w:t>
+      </w:r>
+      <w:r>
+        <w:rPr>
+          <w:rFonts w:ascii="Calibri" w:eastAsia="Calibri" w:hAnsi="Calibri" w:cs="Calibri"/>
+          <w:b/>
+          <w:lang w:val="bg-BG"/>
+        </w:rPr>
+        <w:t>и същи данни</w:t>
+      </w:r>
+      <w:r>
+        <w:rPr>
+          <w:rFonts w:ascii="Calibri" w:eastAsia="Calibri" w:hAnsi="Calibri" w:cs="Calibri"/>
+          <w:bCs/>
+          <w:lang w:val="bg-BG"/>
+        </w:rPr>
+        <w:t xml:space="preserve"> за </w:t>
+      </w:r>
+      <w:r>
+        <w:rPr>
+          <w:rFonts w:ascii="Calibri" w:eastAsia="Calibri" w:hAnsi="Calibri" w:cs="Calibri"/>
+          <w:b/>
+          <w:lang w:val="bg-BG"/>
+        </w:rPr>
+        <w:t>вход</w:t>
+      </w:r>
+      <w:r>
+        <w:rPr>
+          <w:rFonts w:ascii="Calibri" w:eastAsia="Calibri" w:hAnsi="Calibri" w:cs="Calibri"/>
+          <w:bCs/>
+          <w:lang w:val="bg-BG"/>
+        </w:rPr>
+        <w:t xml:space="preserve">. Посочете </w:t>
+      </w:r>
+      <w:r>
+        <w:rPr>
+          <w:rFonts w:ascii="Calibri" w:eastAsia="Calibri" w:hAnsi="Calibri" w:cs="Calibri"/>
+          <w:b/>
+          <w:lang w:val="bg-BG"/>
+        </w:rPr>
+        <w:t>два риска</w:t>
+      </w:r>
+      <w:r>
+        <w:rPr>
+          <w:rFonts w:ascii="Calibri" w:eastAsia="Calibri" w:hAnsi="Calibri" w:cs="Calibri"/>
+          <w:bCs/>
+          <w:lang w:val="bg-BG"/>
+        </w:rPr>
+        <w:t xml:space="preserve"> и </w:t>
+      </w:r>
+      <w:r>
+        <w:rPr>
+          <w:rFonts w:ascii="Calibri" w:eastAsia="Calibri" w:hAnsi="Calibri" w:cs="Calibri"/>
+          <w:b/>
+          <w:lang w:val="bg-BG"/>
+        </w:rPr>
+        <w:t>две подходящи мерки</w:t>
+      </w:r>
+      <w:r>
+        <w:rPr>
+          <w:rFonts w:ascii="Calibri" w:eastAsia="Calibri" w:hAnsi="Calibri" w:cs="Calibri"/>
+          <w:bCs/>
+          <w:lang w:val="bg-BG"/>
+        </w:rPr>
+        <w:t xml:space="preserve"> за </w:t>
+      </w:r>
+      <w:r>
+        <w:rPr>
+          <w:rFonts w:ascii="Calibri" w:eastAsia="Calibri" w:hAnsi="Calibri" w:cs="Calibri"/>
+          <w:b/>
+          <w:lang w:val="bg-BG"/>
+        </w:rPr>
+        <w:t>намаляване</w:t>
+      </w:r>
+      <w:r>
+        <w:rPr>
+          <w:rFonts w:ascii="Calibri" w:eastAsia="Calibri" w:hAnsi="Calibri" w:cs="Calibri"/>
+          <w:bCs/>
+          <w:lang w:val="bg-BG"/>
+        </w:rPr>
+        <w:t xml:space="preserve"> на </w:t>
+      </w:r>
+      <w:r>
+        <w:rPr>
+          <w:rFonts w:ascii="Calibri" w:eastAsia="Calibri" w:hAnsi="Calibri" w:cs="Calibri"/>
+          <w:b/>
+          <w:lang w:val="bg-BG"/>
+        </w:rPr>
+        <w:t>риска</w:t>
+      </w:r>
+      <w:r>
+        <w:rPr>
+          <w:rFonts w:ascii="Calibri" w:eastAsia="Calibri" w:hAnsi="Calibri" w:cs="Calibri"/>
+          <w:bCs/>
+          <w:lang w:val="bg-BG"/>
+        </w:rPr>
+        <w:t>.</w:t>
       </w:r>
     </w:p>
     <w:p>
@@ -5078,7 +5238,71 @@
           <w:bCs/>
           <w:lang w:val="bg-BG"/>
         </w:rPr>
-        <w:t>Обяснете защо резервните копия трябва да се създават редовно, а не само след възникване на проблем със сайта.</w:t>
+        <w:t xml:space="preserve">Обяснете защо </w:t>
+      </w:r>
+      <w:r>
+        <w:rPr>
+          <w:rFonts w:ascii="Calibri" w:hAnsi="Calibri" w:cs="Calibri"/>
+          <w:b/>
+          <w:lang w:val="bg-BG"/>
+        </w:rPr>
+        <w:t>резервните копия</w:t>
+      </w:r>
+      <w:r>
+        <w:rPr>
+          <w:rFonts w:ascii="Calibri" w:hAnsi="Calibri" w:cs="Calibri"/>
+          <w:bCs/>
+          <w:lang w:val="bg-BG"/>
+        </w:rPr>
+        <w:t xml:space="preserve"> трябва да се създават </w:t>
+      </w:r>
+      <w:r>
+        <w:rPr>
+          <w:rFonts w:ascii="Calibri" w:hAnsi="Calibri" w:cs="Calibri"/>
+          <w:b/>
+          <w:lang w:val="bg-BG"/>
+        </w:rPr>
+        <w:t>редовно</w:t>
+      </w:r>
+      <w:r>
+        <w:rPr>
+          <w:rFonts w:ascii="Calibri" w:hAnsi="Calibri" w:cs="Calibri"/>
+          <w:bCs/>
+          <w:lang w:val="bg-BG"/>
+        </w:rPr>
+        <w:t xml:space="preserve">, а </w:t>
+      </w:r>
+      <w:r>
+        <w:rPr>
+          <w:rFonts w:ascii="Calibri" w:hAnsi="Calibri" w:cs="Calibri"/>
+          <w:b/>
+          <w:lang w:val="bg-BG"/>
+        </w:rPr>
+        <w:t>не само след възникване на проблем</w:t>
+      </w:r>
+      <w:r>
+        <w:rPr>
+          <w:rFonts w:ascii="Calibri" w:hAnsi="Calibri" w:cs="Calibri"/>
+          <w:bCs/>
+          <w:lang w:val="bg-BG"/>
+        </w:rPr>
+        <w:t xml:space="preserve"> със </w:t>
+      </w:r>
+      <w:r>
+        <w:rPr>
+          <w:rFonts w:ascii="Calibri" w:hAnsi="Calibri" w:cs="Calibri"/>
+          <w:b/>
+          <w:lang w:val="bg-BG"/>
+        </w:rPr>
+        <w:t>сайта</w:t>
+      </w:r>
+      <w:r>
+        <w:rPr>
+          <w:rFonts w:ascii="Calibri" w:hAnsi="Calibri" w:cs="Calibri"/>
+          <w:bCs/>
+          <w:lang w:val="bg-BG"/>
+        </w:rPr>
+        <w:t>.</w:t>
       </w:r>
     </w:p>
     <w:p>

--- a/Courses/Software-Sciences/IT-Module-3-Web-Design/24-Final-Quiz/24.3-Final-Quiz.docx
+++ b/Courses/Software-Sciences/IT-Module-3-Web-Design/24-Final-Quiz/24.3-Final-Quiz.docx
@@ -81,9 +81,9 @@
           <w:noProof/>
         </w:rPr>
         <w:drawing>
-          <wp:inline distT="0" distB="0" distL="0" distR="0" wp14:anchorId="73F5C6D6" wp14:editId="7AC1295C">
-            <wp:extent cx="947049" cy="441820"/>
-            <wp:effectExtent l="0" t="0" r="0" b="3175"/>
+          <wp:inline distT="0" distB="0" distL="0" distR="0" wp14:anchorId="73F5C6D6" wp14:editId="0915D0F3">
+            <wp:extent cx="947049" cy="423839"/>
+            <wp:effectExtent l="0" t="0" r="5715" b="0"/>
             <wp:docPr id="470543985" name="Picture 1"/>
             <wp:cNvGraphicFramePr>
               <a:graphicFrameLocks xmlns:a="http://schemas.openxmlformats.org/drawingml/2006/main" noChangeAspect="1"/>
@@ -112,7 +112,7 @@
                   <pic:spPr bwMode="auto">
                     <a:xfrm>
                       <a:off x="0" y="0"/>
-                      <a:ext cx="947049" cy="441820"/>
+                      <a:ext cx="947049" cy="423839"/>
                     </a:xfrm>
                     <a:prstGeom prst="rect">
                       <a:avLst/>
